--- a/public/Bakytbek_Tatibekov_Resume.docx
+++ b/public/Bakytbek_Tatibekov_Resume.docx
@@ -14,19 +14,8 @@
           <w:sz w:val="40"/>
           <w:szCs w:val="40"/>
         </w:rPr>
-        <w:t xml:space="preserve">Bakytbek (Beck) </w:t>
-      </w:r>
-      <w:proofErr w:type="spellStart"/>
-      <w:r>
-        <w:rPr>
-          <w:b/>
-          <w:bCs/>
-          <w:sz w:val="40"/>
-          <w:szCs w:val="40"/>
-        </w:rPr>
-        <w:t>Tatibekov</w:t>
-      </w:r>
-      <w:proofErr w:type="spellEnd"/>
+        <w:t>Bakytbek (Beck) Tatibekov</w:t>
+      </w:r>
     </w:p>
     <w:p>
       <w:pPr>
@@ -39,25 +28,7 @@
           <w:sz w:val="22"/>
           <w:szCs w:val="22"/>
         </w:rPr>
-        <w:t xml:space="preserve">Senior Software </w:t>
-      </w:r>
-      <w:proofErr w:type="gramStart"/>
-      <w:r>
-        <w:rPr>
-          <w:color w:val="374151"/>
-          <w:sz w:val="22"/>
-          <w:szCs w:val="22"/>
-        </w:rPr>
-        <w:t>Engineer  •</w:t>
-      </w:r>
-      <w:proofErr w:type="gramEnd"/>
-      <w:r>
-        <w:rPr>
-          <w:color w:val="374151"/>
-          <w:sz w:val="22"/>
-          <w:szCs w:val="22"/>
-        </w:rPr>
-        <w:t xml:space="preserve">  AI / LLM Application Development</w:t>
+        <w:t>Senior Software Engineer  •  React Native Full-Stack &amp; Mobile Development</w:t>
       </w:r>
     </w:p>
     <w:p>
@@ -66,37 +37,8 @@
         <w:jc w:val="center"/>
       </w:pPr>
       <w:r>
-        <w:t xml:space="preserve">New York, </w:t>
-      </w:r>
-      <w:proofErr w:type="gramStart"/>
-      <w:r>
-        <w:t>NY  |</w:t>
-      </w:r>
-      <w:proofErr w:type="gramEnd"/>
-      <w:r>
-        <w:t xml:space="preserve">  (917) 376-</w:t>
-      </w:r>
-      <w:proofErr w:type="gramStart"/>
-      <w:r>
-        <w:t>3763  |</w:t>
-      </w:r>
-      <w:proofErr w:type="gramEnd"/>
-      <w:r>
-        <w:t xml:space="preserve">  </w:t>
-      </w:r>
-      <w:proofErr w:type="gramStart"/>
-      <w:r>
-        <w:t>bakytbek.tatibekov@gmail.com  |</w:t>
-      </w:r>
-      <w:proofErr w:type="gramEnd"/>
-      <w:r>
-        <w:t xml:space="preserve">  linkedin.com/in/</w:t>
-      </w:r>
-      <w:proofErr w:type="spellStart"/>
-      <w:r>
-        <w:t>tatibekov</w:t>
-      </w:r>
-      <w:proofErr w:type="spellEnd"/>
+        <w:t>New York, NY  |  (917) 376-3763  |  bakytbek.tatibekov@gmail.com  |  linkedin.com/in/tatibekov</w:t>
+      </w:r>
     </w:p>
     <w:p>
       <w:pPr>
@@ -121,23 +63,13 @@
         <w:spacing w:before="60" w:after="60"/>
       </w:pPr>
       <w:r>
-        <w:t>Senior Software Engineer with 7+ years shipping production web and mobile applications across enterprise platforms, now focused on building AI-powered features at scale. Hands-on with LLM orchestration (</w:t>
-      </w:r>
-      <w:proofErr w:type="spellStart"/>
-      <w:r>
-        <w:t>LangChain</w:t>
-      </w:r>
-      <w:proofErr w:type="spellEnd"/>
-      <w:r>
-        <w:t xml:space="preserve">, </w:t>
-      </w:r>
-      <w:proofErr w:type="spellStart"/>
-      <w:r>
-        <w:t>LangGraph</w:t>
-      </w:r>
-      <w:proofErr w:type="spellEnd"/>
-      <w:r>
-        <w:t>, AWS Bedrock), RAG pipelines with vector databases, and prompt engineering — combined with deep full-stack expertise in React / React Native, Node.js, TypeScript, and AWS serverless. Track record of architecting BFF layers and integrating conversational AI into customer-facing systems at Ingram Micro, Elevance Health, and Anthem.</w:t>
+        <w:t xml:space="preserve">Senior Software Engineer with </w:t>
+      </w:r>
+      <w:r>
+        <w:t>9</w:t>
+      </w:r>
+      <w:r>
+        <w:t>+ years shipping production mobile and web applications across enterprise platforms. Cross-platform mobile specialist in React Native, with apps live on the App Store and Google Play — including enterprise products (Broker Plus, Sydney Health) and three independently built, in-production apps. Deep full-stack expertise in TypeScript, Node.js, and AWS serverless, with a strong track record architecting cloud-native Backend-for-Frontend (BFF) layers, designing REST / GraphQL APIs, and driving mobile performance, testing (Jest, Detox), and CI/CD. Works fluently in remote-first teams and leverages AI coding agents (Claude Code, GitHub Copilot) to raise code quality and delivery velocity.</w:t>
       </w:r>
     </w:p>
     <w:p>
@@ -167,64 +99,78 @@
           <w:b/>
           <w:bCs/>
         </w:rPr>
+        <w:t xml:space="preserve">Mobile: </w:t>
+      </w:r>
+      <w:r>
+        <w:t>React Native (cross-platform iOS / Android), native iOS (Swift, Xcode), native Android (Kotlin, Android Studio), native module bridging (React Native ↔ native), mobile performance profiling, App Store &amp; Google Play deployment &amp; release cycles</w:t>
+      </w:r>
+    </w:p>
+    <w:p>
+      <w:pPr>
+        <w:spacing w:before="30" w:after="30"/>
+      </w:pPr>
+      <w:r>
+        <w:rPr>
+          <w:b/>
+          <w:bCs/>
+        </w:rPr>
+        <w:t xml:space="preserve">Frontend: </w:t>
+      </w:r>
+      <w:r>
+        <w:t>React, React Native, Next.js, TypeScript, JavaScript (ES6+), functional programming, Redux (Saga / Thunk), MUI, Ant Design, Styled Components, HTML/CSS, Flexbox/Grid</w:t>
+      </w:r>
+    </w:p>
+    <w:p>
+      <w:pPr>
+        <w:spacing w:before="30" w:after="30"/>
+      </w:pPr>
+      <w:r>
+        <w:rPr>
+          <w:b/>
+          <w:bCs/>
+        </w:rPr>
+        <w:t xml:space="preserve">Backend: </w:t>
+      </w:r>
+      <w:r>
+        <w:t>Node.js, Express, TypeScript, cloud-native BFF architecture (mobile-facing), REST API design, GraphQL (Apollo Server / Client), MongoDB, DynamoDB, PostgreSQL</w:t>
+      </w:r>
+    </w:p>
+    <w:p>
+      <w:pPr>
+        <w:spacing w:before="30" w:after="30"/>
+      </w:pPr>
+      <w:r>
+        <w:rPr>
+          <w:b/>
+          <w:bCs/>
+        </w:rPr>
+        <w:t xml:space="preserve">Cloud &amp; DevOps: </w:t>
+      </w:r>
+      <w:r>
+        <w:t>AWS (Lambda, API Gateway, S3, DynamoDB, CloudWatch, Bedrock, IAM, CloudFormation), cloud-native architecture patterns, observability (CloudWatch), Serverless, CI/CD with CodePipeline / CodeBuild, Azure DevOps</w:t>
+      </w:r>
+    </w:p>
+    <w:p>
+      <w:pPr>
+        <w:spacing w:before="30" w:after="30"/>
+      </w:pPr>
+      <w:r>
+        <w:rPr>
+          <w:b/>
+          <w:bCs/>
+        </w:rPr>
         <w:t xml:space="preserve">AI / ML Engineering: </w:t>
       </w:r>
       <w:r>
-        <w:t xml:space="preserve">LLM orchestration with </w:t>
+        <w:t xml:space="preserve">LLM orchestration with LangChain, </w:t>
       </w:r>
       <w:proofErr w:type="spellStart"/>
       <w:r>
-        <w:t>LangChain</w:t>
+        <w:t>LangGraph</w:t>
       </w:r>
       <w:proofErr w:type="spellEnd"/>
       <w:r>
-        <w:t xml:space="preserve">, </w:t>
-      </w:r>
-      <w:proofErr w:type="spellStart"/>
-      <w:r>
-        <w:t>LangGraph</w:t>
-      </w:r>
-      <w:proofErr w:type="spellEnd"/>
-      <w:r>
-        <w:t xml:space="preserve">, </w:t>
-      </w:r>
-      <w:proofErr w:type="spellStart"/>
-      <w:r>
-        <w:t>LlamaIndex</w:t>
-      </w:r>
-      <w:proofErr w:type="spellEnd"/>
-      <w:r>
-        <w:t xml:space="preserve">; LLM integration via AWS Bedrock (Claude, </w:t>
-      </w:r>
-      <w:r>
-        <w:t>Vertex</w:t>
-      </w:r>
-      <w:r>
-        <w:t xml:space="preserve">); RAG with Pinecone, FAISS, OpenSearch; evaluation &amp; observability with </w:t>
-      </w:r>
-      <w:proofErr w:type="spellStart"/>
-      <w:r>
-        <w:t>LangSmith</w:t>
-      </w:r>
-      <w:proofErr w:type="spellEnd"/>
-      <w:r>
-        <w:t xml:space="preserve">, Weights &amp; Biases, </w:t>
-      </w:r>
-      <w:proofErr w:type="spellStart"/>
-      <w:r>
-        <w:t>Helicone</w:t>
-      </w:r>
-      <w:proofErr w:type="spellEnd"/>
-      <w:r>
-        <w:t xml:space="preserve">; </w:t>
-      </w:r>
-      <w:proofErr w:type="spellStart"/>
-      <w:r>
-        <w:t>Vercel</w:t>
-      </w:r>
-      <w:proofErr w:type="spellEnd"/>
-      <w:r>
-        <w:t xml:space="preserve"> AI SDK; prompt engineering</w:t>
+        <w:t>; LLM integration via AWS Bedrock (Claude, Vertex); RAG with Pinecone; evaluation &amp; observability with LangSmith, Weights &amp; Biases; Vercel AI SDK; prompt engineering</w:t>
       </w:r>
     </w:p>
     <w:p>
@@ -251,115 +197,10 @@
           <w:b/>
           <w:bCs/>
         </w:rPr>
-        <w:t xml:space="preserve">Frontend: </w:t>
-      </w:r>
-      <w:r>
-        <w:t xml:space="preserve">React, React Native, Next.js, Redux (Saga / </w:t>
-      </w:r>
-      <w:proofErr w:type="spellStart"/>
-      <w:r>
-        <w:t>Thunk</w:t>
-      </w:r>
-      <w:proofErr w:type="spellEnd"/>
-      <w:r>
-        <w:t>), TypeScript, JavaScript (ES6+), MUI, Ant Design, Styled Components, HTML/CSS, Flexbox/Grid</w:t>
-      </w:r>
-    </w:p>
-    <w:p>
-      <w:pPr>
-        <w:spacing w:before="30" w:after="30"/>
-      </w:pPr>
-      <w:r>
-        <w:rPr>
-          <w:b/>
-          <w:bCs/>
-        </w:rPr>
-        <w:t xml:space="preserve">Backend: </w:t>
-      </w:r>
-      <w:r>
-        <w:t xml:space="preserve">Node.js, Express, </w:t>
-      </w:r>
-      <w:proofErr w:type="spellStart"/>
-      <w:r>
-        <w:t>GraphQL</w:t>
-      </w:r>
-      <w:proofErr w:type="spellEnd"/>
-      <w:r>
-        <w:t xml:space="preserve"> (Apollo Server / Client), REST APIs, BFF architecture, MongoDB, DynamoDB</w:t>
-      </w:r>
-    </w:p>
-    <w:p>
-      <w:pPr>
-        <w:spacing w:before="30" w:after="30"/>
-      </w:pPr>
-      <w:r>
-        <w:rPr>
-          <w:b/>
-          <w:bCs/>
-        </w:rPr>
-        <w:t xml:space="preserve">Cloud &amp; DevOps: </w:t>
-      </w:r>
-      <w:r>
-        <w:t xml:space="preserve">AWS (Lambda, API Gateway, DynamoDB, S3, Bedrock, CloudWatch, IAM, CloudFormation), Azure DevOps, Serverless, CI/CD with </w:t>
-      </w:r>
-      <w:proofErr w:type="spellStart"/>
-      <w:r>
-        <w:t>CodePipeline</w:t>
-      </w:r>
-      <w:proofErr w:type="spellEnd"/>
-      <w:r>
-        <w:t xml:space="preserve"> / </w:t>
-      </w:r>
-      <w:proofErr w:type="spellStart"/>
-      <w:r>
-        <w:t>CodeBuild</w:t>
-      </w:r>
-      <w:proofErr w:type="spellEnd"/>
-    </w:p>
-    <w:p>
-      <w:pPr>
-        <w:spacing w:before="30" w:after="30"/>
-      </w:pPr>
-      <w:r>
-        <w:rPr>
-          <w:b/>
-          <w:bCs/>
-        </w:rPr>
-        <w:t xml:space="preserve">Mobile: </w:t>
-      </w:r>
-      <w:r>
-        <w:t>React Native, native iOS (</w:t>
-      </w:r>
-      <w:proofErr w:type="spellStart"/>
-      <w:r>
-        <w:t>XCode</w:t>
-      </w:r>
-      <w:proofErr w:type="spellEnd"/>
-      <w:r>
-        <w:t>), Android (Android Studio), App Store &amp; Google Play deployment</w:t>
-      </w:r>
-    </w:p>
-    <w:p>
-      <w:pPr>
-        <w:spacing w:before="30" w:after="30"/>
-      </w:pPr>
-      <w:r>
-        <w:rPr>
-          <w:b/>
-          <w:bCs/>
-        </w:rPr>
         <w:t xml:space="preserve">Tools: </w:t>
       </w:r>
       <w:r>
-        <w:t xml:space="preserve">Git, GitHub, </w:t>
-      </w:r>
-      <w:proofErr w:type="spellStart"/>
-      <w:r>
-        <w:t>BitBucket</w:t>
-      </w:r>
-      <w:proofErr w:type="spellEnd"/>
-      <w:r>
-        <w:t>, Jira, Confluence, Figma, Jest, Detox, Agile / Scrum</w:t>
+        <w:t>Git, GitHub, BitBucket, Jira, Confluence, Figma, Jest, Agile / Scrum</w:t>
       </w:r>
     </w:p>
     <w:p>
@@ -423,29 +264,7 @@
           <w:sz w:val="18"/>
           <w:szCs w:val="18"/>
         </w:rPr>
-        <w:t xml:space="preserve">Accounts and </w:t>
-      </w:r>
-      <w:proofErr w:type="gramStart"/>
-      <w:r>
-        <w:rPr>
-          <w:i/>
-          <w:iCs/>
-          <w:color w:val="555555"/>
-          <w:sz w:val="18"/>
-          <w:szCs w:val="18"/>
-        </w:rPr>
-        <w:t>Apps  •</w:t>
-      </w:r>
-      <w:proofErr w:type="gramEnd"/>
-      <w:r>
-        <w:rPr>
-          <w:i/>
-          <w:iCs/>
-          <w:color w:val="555555"/>
-          <w:sz w:val="18"/>
-          <w:szCs w:val="18"/>
-        </w:rPr>
-        <w:t xml:space="preserve">  Remote</w:t>
+        <w:t>Accounts and Apps  •  Remote</w:t>
       </w:r>
     </w:p>
     <w:p>
@@ -468,13 +287,7 @@
         <w:t xml:space="preserve">AI-powered features </w:t>
       </w:r>
       <w:r>
-        <w:t>using AWS Bedrock Agents and foundation models (Claude,</w:t>
-      </w:r>
-      <w:r>
-        <w:t xml:space="preserve"> Vertex</w:t>
-      </w:r>
-      <w:r>
-        <w:t>), shipping personalized recommendations and automated summarization used by internal engineering teams.</w:t>
+        <w:t>using AWS Bedrock Agents and foundation models (Claude, Vertex), shipping personalized recommendations and automated summarization used by internal engineering teams.</w:t>
       </w:r>
     </w:p>
     <w:p>
@@ -510,13 +323,7 @@
         <w:spacing w:before="20" w:after="20"/>
       </w:pPr>
       <w:r>
-        <w:t xml:space="preserve">Integrated </w:t>
-      </w:r>
-      <w:r>
-        <w:t>AI capabilities</w:t>
-      </w:r>
-      <w:r>
-        <w:t xml:space="preserve"> to deliver real-time image analysis and natural language understanding features into platform products.</w:t>
+        <w:t>Integrated AI capabilities to deliver real-time image analysis and natural language understanding features into platform products.</w:t>
       </w:r>
     </w:p>
     <w:p>
@@ -539,15 +346,7 @@
         <w:t xml:space="preserve">BFF layer </w:t>
       </w:r>
       <w:r>
-        <w:t xml:space="preserve">in Node.js / Express with </w:t>
-      </w:r>
-      <w:proofErr w:type="spellStart"/>
-      <w:r>
-        <w:t>GraphQL</w:t>
-      </w:r>
-      <w:proofErr w:type="spellEnd"/>
-      <w:r>
-        <w:t xml:space="preserve"> (Apollo), consolidating responses across microservices into frontend-ready data and decoupling UI teams from backend release cycles.</w:t>
+        <w:t>in Node.js / Express with GraphQL (Apollo), consolidating responses across microservices into frontend-ready data and decoupling UI teams from backend release cycles.</w:t>
       </w:r>
     </w:p>
     <w:p>
@@ -561,6 +360,19 @@
       </w:pPr>
       <w:r>
         <w:t>Led migration of legacy services to React + TypeScript, improving type safety, code maintainability, and onboarding time for new engineers.</w:t>
+      </w:r>
+    </w:p>
+    <w:p>
+      <w:pPr>
+        <w:pStyle w:val="ListParagraph"/>
+        <w:numPr>
+          <w:ilvl w:val="0"/>
+          <w:numId w:val="2"/>
+        </w:numPr>
+        <w:spacing w:before="20" w:after="20"/>
+      </w:pPr>
+      <w:r>
+        <w:t>Supported mobile application of X4C built in React Native. Deployed to App Store and Google Play Market</w:t>
       </w:r>
     </w:p>
     <w:p>
@@ -664,6 +476,7 @@
         <w:spacing w:before="20" w:after="20"/>
       </w:pPr>
       <w:r>
+        <w:lastRenderedPageBreak/>
         <w:t xml:space="preserve">Built scalable </w:t>
       </w:r>
       <w:r>
@@ -674,21 +487,7 @@
         <w:t xml:space="preserve">BFF layer </w:t>
       </w:r>
       <w:r>
-        <w:t xml:space="preserve">with Node.js, TypeScript, and </w:t>
-      </w:r>
-      <w:proofErr w:type="spellStart"/>
-      <w:r>
-        <w:t>GraphQL</w:t>
-      </w:r>
-      <w:proofErr w:type="spellEnd"/>
-      <w:r>
-        <w:t xml:space="preserve"> (Apollo Server), reducing API response latency </w:t>
-      </w:r>
-      <w:r>
-        <w:t>by 60%</w:t>
-      </w:r>
-      <w:r>
-        <w:t xml:space="preserve"> and cutting cold-start times in critical broker-facing workflows.</w:t>
+        <w:t>with Node.js, TypeScript, and GraphQL (Apollo Server) serving web and React Native mobile clients, reducing API response latency by 60% and cutting cold-start times in critical broker-facing workflows.</w:t>
       </w:r>
     </w:p>
     <w:p>
@@ -714,23 +513,7 @@
         <w:spacing w:before="20" w:after="20"/>
       </w:pPr>
       <w:r>
-        <w:t xml:space="preserve">Established CI/CD pipelines using AWS </w:t>
-      </w:r>
-      <w:proofErr w:type="spellStart"/>
-      <w:r>
-        <w:t>CodePipeline</w:t>
-      </w:r>
-      <w:proofErr w:type="spellEnd"/>
-      <w:r>
-        <w:t xml:space="preserve"> / </w:t>
-      </w:r>
-      <w:proofErr w:type="spellStart"/>
-      <w:r>
-        <w:t>CodeBuild</w:t>
-      </w:r>
-      <w:proofErr w:type="spellEnd"/>
-      <w:r>
-        <w:t xml:space="preserve"> and instrumented CloudWatch dashboards, improving deployment cadence and production observability.</w:t>
+        <w:t>Established CI/CD pipelines using AWS CodePipeline / CodeBuild and instrumented CloudWatch dashboards, improving deployment cadence and production observability.</w:t>
       </w:r>
     </w:p>
     <w:p>
@@ -756,29 +539,7 @@
           <w:sz w:val="18"/>
           <w:szCs w:val="18"/>
         </w:rPr>
-        <w:t>Producer Toolbox (</w:t>
-      </w:r>
-      <w:proofErr w:type="gramStart"/>
-      <w:r>
-        <w:rPr>
-          <w:i/>
-          <w:iCs/>
-          <w:color w:val="555555"/>
-          <w:sz w:val="18"/>
-          <w:szCs w:val="18"/>
-        </w:rPr>
-        <w:t>brokerportal.anthem.com)  •</w:t>
-      </w:r>
-      <w:proofErr w:type="gramEnd"/>
-      <w:r>
-        <w:rPr>
-          <w:i/>
-          <w:iCs/>
-          <w:color w:val="555555"/>
-          <w:sz w:val="18"/>
-          <w:szCs w:val="18"/>
-        </w:rPr>
-        <w:t xml:space="preserve">  Broker Plus (App Store &amp; Google Play)</w:t>
+        <w:t>Producer Toolbox (brokerportal.anthem.com)  •  Broker Plus (App Store &amp; Google Play)</w:t>
       </w:r>
     </w:p>
     <w:p>
@@ -795,7 +556,6 @@
           <w:sz w:val="22"/>
           <w:szCs w:val="22"/>
         </w:rPr>
-        <w:lastRenderedPageBreak/>
         <w:t>College Board</w:t>
       </w:r>
       <w:r>
@@ -817,7 +577,6 @@
       <w:pPr>
         <w:spacing w:after="80"/>
       </w:pPr>
-      <w:proofErr w:type="gramStart"/>
       <w:r>
         <w:rPr>
           <w:i/>
@@ -826,73 +585,20 @@
           <w:sz w:val="18"/>
           <w:szCs w:val="18"/>
         </w:rPr>
-        <w:t>TDTK  •</w:t>
-      </w:r>
-      <w:proofErr w:type="gramEnd"/>
-      <w:r>
-        <w:rPr>
-          <w:i/>
-          <w:iCs/>
-          <w:color w:val="555555"/>
-          <w:sz w:val="18"/>
-          <w:szCs w:val="18"/>
-        </w:rPr>
-        <w:t xml:space="preserve">  </w:t>
-      </w:r>
-      <w:proofErr w:type="gramStart"/>
-      <w:r>
-        <w:rPr>
-          <w:i/>
-          <w:iCs/>
-          <w:color w:val="555555"/>
-          <w:sz w:val="18"/>
-          <w:szCs w:val="18"/>
-        </w:rPr>
-        <w:t>Remote  •</w:t>
-      </w:r>
-      <w:proofErr w:type="gramEnd"/>
-      <w:r>
-        <w:rPr>
-          <w:i/>
-          <w:iCs/>
-          <w:color w:val="555555"/>
-          <w:sz w:val="18"/>
-          <w:szCs w:val="18"/>
-        </w:rPr>
-        <w:t xml:space="preserve">  via </w:t>
-      </w:r>
-      <w:proofErr w:type="spellStart"/>
-      <w:r>
-        <w:rPr>
-          <w:i/>
-          <w:iCs/>
-          <w:color w:val="555555"/>
-          <w:sz w:val="18"/>
-          <w:szCs w:val="18"/>
-        </w:rPr>
-        <w:t>Mindlance</w:t>
-      </w:r>
-      <w:proofErr w:type="spellEnd"/>
-    </w:p>
-    <w:p>
-      <w:pPr>
-        <w:pStyle w:val="ListParagraph"/>
-        <w:numPr>
-          <w:ilvl w:val="0"/>
-          <w:numId w:val="2"/>
-        </w:numPr>
-        <w:spacing w:before="20" w:after="20"/>
-      </w:pPr>
-      <w:r>
-        <w:t xml:space="preserve">Built responsive, accessible React UI components for the TDTK platform, integrating with </w:t>
-      </w:r>
-      <w:proofErr w:type="spellStart"/>
-      <w:r>
-        <w:t>GraphQL</w:t>
-      </w:r>
-      <w:proofErr w:type="spellEnd"/>
-      <w:r>
-        <w:t xml:space="preserve"> backend services.</w:t>
+        <w:t>TDTK  •  Remote  •  via Mindlance</w:t>
+      </w:r>
+    </w:p>
+    <w:p>
+      <w:pPr>
+        <w:pStyle w:val="ListParagraph"/>
+        <w:numPr>
+          <w:ilvl w:val="0"/>
+          <w:numId w:val="2"/>
+        </w:numPr>
+        <w:spacing w:before="20" w:after="20"/>
+      </w:pPr>
+      <w:r>
+        <w:t>Built responsive, accessible React UI components for the TDTK platform, integrating with GraphQL backend services.</w:t>
       </w:r>
     </w:p>
     <w:p>
@@ -951,51 +657,7 @@
           <w:sz w:val="18"/>
           <w:szCs w:val="18"/>
         </w:rPr>
-        <w:t xml:space="preserve">Broker Portal &amp; Provider </w:t>
-      </w:r>
-      <w:proofErr w:type="gramStart"/>
-      <w:r>
-        <w:rPr>
-          <w:i/>
-          <w:iCs/>
-          <w:color w:val="555555"/>
-          <w:sz w:val="18"/>
-          <w:szCs w:val="18"/>
-        </w:rPr>
-        <w:t>Finder  •</w:t>
-      </w:r>
-      <w:proofErr w:type="gramEnd"/>
-      <w:r>
-        <w:rPr>
-          <w:i/>
-          <w:iCs/>
-          <w:color w:val="555555"/>
-          <w:sz w:val="18"/>
-          <w:szCs w:val="18"/>
-        </w:rPr>
-        <w:t xml:space="preserve">  Richmond, </w:t>
-      </w:r>
-      <w:proofErr w:type="gramStart"/>
-      <w:r>
-        <w:rPr>
-          <w:i/>
-          <w:iCs/>
-          <w:color w:val="555555"/>
-          <w:sz w:val="18"/>
-          <w:szCs w:val="18"/>
-        </w:rPr>
-        <w:t>VA  •</w:t>
-      </w:r>
-      <w:proofErr w:type="gramEnd"/>
-      <w:r>
-        <w:rPr>
-          <w:i/>
-          <w:iCs/>
-          <w:color w:val="555555"/>
-          <w:sz w:val="18"/>
-          <w:szCs w:val="18"/>
-        </w:rPr>
-        <w:t xml:space="preserve">  via UST Global / E-Solutions</w:t>
+        <w:t>Broker Portal &amp; Provider Finder  •  Richmond, VA  •  via UST Global / E-Solutions</w:t>
       </w:r>
     </w:p>
     <w:p>
@@ -1072,7 +734,6 @@
       <w:pPr>
         <w:spacing w:after="80"/>
       </w:pPr>
-      <w:proofErr w:type="spellStart"/>
       <w:r>
         <w:rPr>
           <w:i/>
@@ -1081,83 +742,20 @@
           <w:sz w:val="18"/>
           <w:szCs w:val="18"/>
         </w:rPr>
-        <w:t>FixIt</w:t>
-      </w:r>
-      <w:proofErr w:type="spellEnd"/>
-      <w:r>
-        <w:rPr>
-          <w:i/>
-          <w:iCs/>
-          <w:color w:val="555555"/>
-          <w:sz w:val="18"/>
-          <w:szCs w:val="18"/>
-        </w:rPr>
-        <w:t xml:space="preserve">, Express Returns, Asset MDN, </w:t>
-      </w:r>
-      <w:proofErr w:type="gramStart"/>
-      <w:r>
-        <w:rPr>
-          <w:i/>
-          <w:iCs/>
-          <w:color w:val="555555"/>
-          <w:sz w:val="18"/>
-          <w:szCs w:val="18"/>
-        </w:rPr>
-        <w:t>Trace  •</w:t>
-      </w:r>
-      <w:proofErr w:type="gramEnd"/>
-      <w:r>
-        <w:rPr>
-          <w:i/>
-          <w:iCs/>
-          <w:color w:val="555555"/>
-          <w:sz w:val="18"/>
-          <w:szCs w:val="18"/>
-        </w:rPr>
-        <w:t xml:space="preserve">  Bentonville, </w:t>
-      </w:r>
-      <w:proofErr w:type="gramStart"/>
-      <w:r>
-        <w:rPr>
-          <w:i/>
-          <w:iCs/>
-          <w:color w:val="555555"/>
-          <w:sz w:val="18"/>
-          <w:szCs w:val="18"/>
-        </w:rPr>
-        <w:t>AR  •</w:t>
-      </w:r>
-      <w:proofErr w:type="gramEnd"/>
-      <w:r>
-        <w:rPr>
-          <w:i/>
-          <w:iCs/>
-          <w:color w:val="555555"/>
-          <w:sz w:val="18"/>
-          <w:szCs w:val="18"/>
-        </w:rPr>
-        <w:t xml:space="preserve">  via Tata Consultancy Services</w:t>
-      </w:r>
-    </w:p>
-    <w:p>
-      <w:pPr>
-        <w:pStyle w:val="ListParagraph"/>
-        <w:numPr>
-          <w:ilvl w:val="0"/>
-          <w:numId w:val="2"/>
-        </w:numPr>
-        <w:spacing w:before="20" w:after="20"/>
-      </w:pPr>
-      <w:r>
-        <w:t>Built and shipped native iOS / Android apps (</w:t>
-      </w:r>
-      <w:proofErr w:type="spellStart"/>
-      <w:r>
-        <w:t>FixIt</w:t>
-      </w:r>
-      <w:proofErr w:type="spellEnd"/>
-      <w:r>
-        <w:t>, Express Returns) for store associates, enabling order creation, payments, monitoring, and operational workflows at scale.</w:t>
+        <w:t>FixIt, Express Returns, Asset MDN, Trace  •  Bentonville, AR  •  via Tata Consultancy Services</w:t>
+      </w:r>
+    </w:p>
+    <w:p>
+      <w:pPr>
+        <w:pStyle w:val="ListParagraph"/>
+        <w:numPr>
+          <w:ilvl w:val="0"/>
+          <w:numId w:val="2"/>
+        </w:numPr>
+        <w:spacing w:before="20" w:after="20"/>
+      </w:pPr>
+      <w:r>
+        <w:t>Built and shipped native iOS / Android apps (FixIt, Express Returns) for store associates, enabling order creation, payments, monitoring, and operational workflows at scale.</w:t>
       </w:r>
     </w:p>
     <w:p>
@@ -1245,18 +843,7 @@
           <w:color w:val="555555"/>
         </w:rPr>
         <w:tab/>
-      </w:r>
-      <w:r>
-        <w:rPr>
-          <w:color w:val="555555"/>
-        </w:rPr>
-        <w:t>July 2025</w:t>
-      </w:r>
-      <w:r>
-        <w:rPr>
-          <w:color w:val="555555"/>
-        </w:rPr>
-        <w:t xml:space="preserve"> – Present</w:t>
+        <w:t>July 2025 – Present</w:t>
       </w:r>
     </w:p>
     <w:p>
@@ -1307,34 +894,20 @@
         <w:spacing w:before="20" w:after="20"/>
       </w:pPr>
       <w:r>
-        <w:t>Built native iOS (Swift) and Android (Kotlin) clients in parallel — chose native over cross-platform to meet security / biometric / performance / camera</w:t>
-      </w:r>
-      <w:r>
-        <w:t xml:space="preserve"> / fingerprinting</w:t>
-      </w:r>
-      <w:r>
-        <w:t xml:space="preserve"> requirements that React Native couldn't satisfy.</w:t>
-      </w:r>
-    </w:p>
-    <w:p>
-      <w:pPr>
-        <w:pStyle w:val="ListParagraph"/>
-        <w:numPr>
-          <w:ilvl w:val="0"/>
-          <w:numId w:val="2"/>
-        </w:numPr>
-        <w:spacing w:before="20" w:after="20"/>
-      </w:pPr>
-      <w:r>
-        <w:t xml:space="preserve">Designed high-throughput Node.js / </w:t>
-      </w:r>
-      <w:proofErr w:type="spellStart"/>
-      <w:r>
-        <w:t>Fastify</w:t>
-      </w:r>
-      <w:proofErr w:type="spellEnd"/>
-      <w:r>
-        <w:t xml:space="preserve"> backend with PostgreSQL, leveraging relational integrity and transactional guarantees for carrier identity records and verification audit trails.</w:t>
+        <w:t>Built native iOS (Swift) and Android (Kotlin) clients in parallel — chose native over cross-platform to meet security / biometric / performance / camera / fingerprinting requirements that React Native couldn't satisfy.</w:t>
+      </w:r>
+    </w:p>
+    <w:p>
+      <w:pPr>
+        <w:pStyle w:val="ListParagraph"/>
+        <w:numPr>
+          <w:ilvl w:val="0"/>
+          <w:numId w:val="2"/>
+        </w:numPr>
+        <w:spacing w:before="20" w:after="20"/>
+      </w:pPr>
+      <w:r>
+        <w:t>Designed high-throughput Node.js / Fastify backend with PostgreSQL, leveraging relational integrity and transactional guarantees for carrier identity records and verification audit trails.</w:t>
       </w:r>
     </w:p>
     <w:p>
@@ -1344,7 +917,6 @@
         </w:tabs>
         <w:spacing w:before="160"/>
       </w:pPr>
-      <w:proofErr w:type="spellStart"/>
       <w:r>
         <w:rPr>
           <w:b/>
@@ -1354,7 +926,6 @@
         </w:rPr>
         <w:t>MoveIn</w:t>
       </w:r>
-      <w:proofErr w:type="spellEnd"/>
       <w:r>
         <w:rPr>
           <w:sz w:val="22"/>
@@ -1423,7 +994,6 @@
         </w:rPr>
         <w:t xml:space="preserve">Shipped to: </w:t>
       </w:r>
-      <w:proofErr w:type="gramStart"/>
       <w:r>
         <w:rPr>
           <w:i/>
@@ -1432,40 +1002,7 @@
           <w:sz w:val="18"/>
           <w:szCs w:val="18"/>
         </w:rPr>
-        <w:t>moveinplatform.com  •</w:t>
-      </w:r>
-      <w:proofErr w:type="gramEnd"/>
-      <w:r>
-        <w:rPr>
-          <w:i/>
-          <w:iCs/>
-          <w:color w:val="555555"/>
-          <w:sz w:val="18"/>
-          <w:szCs w:val="18"/>
-        </w:rPr>
-        <w:t xml:space="preserve">  App </w:t>
-      </w:r>
-      <w:proofErr w:type="gramStart"/>
-      <w:r>
-        <w:rPr>
-          <w:i/>
-          <w:iCs/>
-          <w:color w:val="555555"/>
-          <w:sz w:val="18"/>
-          <w:szCs w:val="18"/>
-        </w:rPr>
-        <w:t>Store  •</w:t>
-      </w:r>
-      <w:proofErr w:type="gramEnd"/>
-      <w:r>
-        <w:rPr>
-          <w:i/>
-          <w:iCs/>
-          <w:color w:val="555555"/>
-          <w:sz w:val="18"/>
-          <w:szCs w:val="18"/>
-        </w:rPr>
-        <w:t xml:space="preserve">  Google Play</w:t>
+        <w:t>moveinplatform.com  •  App Store  •  Google Play</w:t>
       </w:r>
     </w:p>
     <w:p>
@@ -1475,7 +1012,6 @@
         </w:tabs>
         <w:spacing w:before="160"/>
       </w:pPr>
-      <w:proofErr w:type="spellStart"/>
       <w:r>
         <w:rPr>
           <w:b/>
@@ -1485,7 +1021,6 @@
         </w:rPr>
         <w:t>CarEx</w:t>
       </w:r>
-      <w:proofErr w:type="spellEnd"/>
       <w:r>
         <w:rPr>
           <w:sz w:val="22"/>
@@ -1526,13 +1061,14 @@
         <w:spacing w:before="20" w:after="20"/>
       </w:pPr>
       <w:r>
-        <w:t xml:space="preserve">Built end-to-end mobile marketplace with React Native, Node.js / Express, MongoDB, and Stripe — covering listings, advanced </w:t>
-      </w:r>
-      <w:r>
-        <w:t>listing options</w:t>
-      </w:r>
-      <w:r>
-        <w:t>, buyer-seller messaging via WhatsApp / Telegram, and secure transactions. Shipped 7 versions in the first 10 weeks; localized for English and Russian users.</w:t>
+        <w:lastRenderedPageBreak/>
+        <w:t xml:space="preserve">Built end-to-end mobile marketplace with React Native, Node.js / Express, MongoDB, and Stripe — covering listings, advanced listing options, buyer-seller messaging via WhatsApp / Telegram, and secure transactions. </w:t>
+      </w:r>
+      <w:r>
+        <w:t>L</w:t>
+      </w:r>
+      <w:r>
+        <w:t>ocalized for English and Russian users.</w:t>
       </w:r>
     </w:p>
     <w:p>
@@ -1550,7 +1086,6 @@
         </w:rPr>
         <w:t xml:space="preserve">Shipped to: </w:t>
       </w:r>
-      <w:proofErr w:type="gramStart"/>
       <w:r>
         <w:rPr>
           <w:i/>
@@ -1559,40 +1094,7 @@
           <w:sz w:val="18"/>
           <w:szCs w:val="18"/>
         </w:rPr>
-        <w:t>carexmarket.com  •</w:t>
-      </w:r>
-      <w:proofErr w:type="gramEnd"/>
-      <w:r>
-        <w:rPr>
-          <w:i/>
-          <w:iCs/>
-          <w:color w:val="555555"/>
-          <w:sz w:val="18"/>
-          <w:szCs w:val="18"/>
-        </w:rPr>
-        <w:t xml:space="preserve">  App </w:t>
-      </w:r>
-      <w:proofErr w:type="gramStart"/>
-      <w:r>
-        <w:rPr>
-          <w:i/>
-          <w:iCs/>
-          <w:color w:val="555555"/>
-          <w:sz w:val="18"/>
-          <w:szCs w:val="18"/>
-        </w:rPr>
-        <w:t>Store  •</w:t>
-      </w:r>
-      <w:proofErr w:type="gramEnd"/>
-      <w:r>
-        <w:rPr>
-          <w:i/>
-          <w:iCs/>
-          <w:color w:val="555555"/>
-          <w:sz w:val="18"/>
-          <w:szCs w:val="18"/>
-        </w:rPr>
-        <w:t xml:space="preserve">  Google Play</w:t>
+        <w:t>carexmarket.com  •  App Store  •  Google Play</w:t>
       </w:r>
     </w:p>
     <w:sectPr>
